--- a/docs/JAMIA/submission/alt-text.docx
+++ b/docs/JAMIA/submission/alt-text.docx
@@ -119,8 +119,32 @@
         <w:t>A heatmap with five rows representing error categories (column reference, value type, missing value, join errors, data loading) and three columns representing languages (Tidy-TS, pandas, tidyverse). Each cell shows the number of errors detected out of the total for that category. Green cells indicate all errors detected. Yellow cells indicate some errors detected. Red cells indicate most errors went undetected. Tidy-TS shows green across all categories. Pandas and tidyverse show green for column reference errors, yellow for value type and join errors, and red for missing value errors.</w:t>
       </w:r>
     </w:p>
+    <w:p>
+      <w:pPr>
+        <w:pStyle w:val="Heading2"/>
+      </w:pPr>
+      <w:r>
+        <w:t>Figure 3. Example silent error across Tidy-TS, pandas, and tidyverse: arithmetic on a laboratory value stored as text.</w:t>
+      </w:r>
+    </w:p>
     <w:bookmarkEnd w:id="10"/>
     <w:bookmarkEnd w:id="11"/>
+    <w:p>
+      <w:pPr>
+        <w:pStyle w:val="FirstParagraph"/>
+      </w:pPr>
+      <w:r>
+        <w:t>Legend: Laboratory data sometimes contains text values such as "MISSING" or "pending" where a number is expected. Each panel multiplies this column by 2. Tidy-TS (TypeScript) catches the error before the code runs. Pandas (Python) continues silently and produces "MISSINGMISSING." Tidyverse (R) stops with an error when the code runs.</w:t>
+      </w:r>
+    </w:p>
+    <w:p>
+      <w:pPr>
+        <w:pStyle w:val="BodyText"/>
+      </w:pPr>
+      <w:r>
+        <w:t>Alt text: A three-panel side-by-side code comparison. Each panel shows a small dataset with a laboratory result column containing numeric values and the text value "MISSING", followed by code that multiplies the column by 2 and the resulting output. The Tidy-TS panel (TypeScript) shows a red compile-time error before the code runs, indicating that the column is not numeric and arithmetic is not permitted. The pandas panel (Python) shows the code running to completion with no error, producing an output column in which the numeric values are doubled but the "MISSING" entry has become "MISSINGMISSING". The tidyverse panel (R) shows the code halting at runtime with a type-coercion error message.</w:t>
+      </w:r>
+    </w:p>
     <w:sectPr>
       <w:pgSz w:w="12240" w:h="15840"/>
       <w:pgMar w:top="1440" w:right="1440" w:bottom="1440" w:left="1440" w:header="720" w:footer="720" w:gutter="0"/>
